--- a/study/booklets/HSC-Business-Studies-Marketing-SAQ-Booklet.docx
+++ b/study/booklets/HSC-Business-Studies-Marketing-SAQ-Booklet.docx
@@ -429,10 +429,39 @@
           <w:b w:val="false"/>
           <w:bCs w:val="false"/>
           <w:color w:val="5D6673"/>
+          <w:sz w:val="16"/>
+          <w:szCs w:val="16"/>
+        </w:rPr>
+        <w:t xml:space="preserve">↗7</w:t>
+      </w:r>
+    </w:p>
+    <w:p>
+      <w:pPr>
+        <w:spacing w:after="20"/>
+        <w:ind w:left="316"/>
+      </w:pPr>
+      <w:r>
+        <w:rPr>
+          <w:rFonts w:ascii="Aptos" w:cs="Aptos" w:eastAsia="Aptos" w:hAnsi="Aptos"/>
+          <w:color w:val="14171D"/>
           <w:sz w:val="18"/>
           <w:szCs w:val="18"/>
         </w:rPr>
-        <w:t xml:space="preserve">—</w:t>
+        <w:t xml:space="preserve">Factors influencing customer choice — government</w:t>
+      </w:r>
+      <w:r>
+        <w:ptab w:alignment="right" w:relativeTo="margin" w:leader="dot"/>
+      </w:r>
+      <w:r>
+        <w:rPr>
+          <w:rFonts w:ascii="Aptos" w:cs="Aptos" w:eastAsia="Aptos" w:hAnsi="Aptos"/>
+          <w:b/>
+          <w:bCs/>
+          <w:color w:val="A4530A"/>
+          <w:sz w:val="18"/>
+          <w:szCs w:val="18"/>
+        </w:rPr>
+        <w:t xml:space="preserve">1</w:t>
       </w:r>
     </w:p>
     <w:p>
@@ -447,7 +476,7 @@
           <w:sz w:val="18"/>
           <w:szCs w:val="18"/>
         </w:rPr>
-        <w:t xml:space="preserve">Factors influencing customer choice — government</w:t>
+        <w:t xml:space="preserve">Consumer laws</w:t>
       </w:r>
       <w:r>
         <w:ptab w:alignment="right" w:relativeTo="margin" w:leader="dot"/>
@@ -461,7 +490,7 @@
           <w:sz w:val="18"/>
           <w:szCs w:val="18"/>
         </w:rPr>
-        <w:t xml:space="preserve">1</w:t>
+        <w:t xml:space="preserve">6</w:t>
       </w:r>
     </w:p>
     <w:p>
@@ -476,7 +505,7 @@
           <w:sz w:val="18"/>
           <w:szCs w:val="18"/>
         </w:rPr>
-        <w:t xml:space="preserve">Consumer laws</w:t>
+        <w:t xml:space="preserve">Ethical</w:t>
       </w:r>
       <w:r>
         <w:ptab w:alignment="right" w:relativeTo="margin" w:leader="dot"/>
@@ -490,7 +519,23 @@
           <w:sz w:val="18"/>
           <w:szCs w:val="18"/>
         </w:rPr>
-        <w:t xml:space="preserve">6</w:t>
+        <w:t xml:space="preserve">3</w:t>
+      </w:r>
+    </w:p>
+    <w:p>
+      <w:pPr>
+        <w:spacing w:after="40" w:before="200"/>
+      </w:pPr>
+      <w:r>
+        <w:rPr>
+          <w:rFonts w:ascii="Aptos" w:cs="Aptos" w:eastAsia="Aptos" w:hAnsi="Aptos"/>
+          <w:b/>
+          <w:bCs/>
+          <w:color w:val="14171D"/>
+          <w:sz w:val="20"/>
+          <w:szCs w:val="20"/>
+        </w:rPr>
+        <w:t xml:space="preserve">Marketing process</w:t>
       </w:r>
     </w:p>
     <w:p>
@@ -505,7 +550,7 @@
           <w:sz w:val="18"/>
           <w:szCs w:val="18"/>
         </w:rPr>
-        <w:t xml:space="preserve">Ethical</w:t>
+        <w:t xml:space="preserve">Situational analysis</w:t>
       </w:r>
       <w:r>
         <w:ptab w:alignment="right" w:relativeTo="margin" w:leader="dot"/>
@@ -519,7 +564,152 @@
           <w:sz w:val="18"/>
           <w:szCs w:val="18"/>
         </w:rPr>
-        <w:t xml:space="preserve">3</w:t>
+        <w:t xml:space="preserve">9</w:t>
+      </w:r>
+    </w:p>
+    <w:p>
+      <w:pPr>
+        <w:spacing w:after="20"/>
+        <w:ind w:left="316"/>
+      </w:pPr>
+      <w:r>
+        <w:rPr>
+          <w:rFonts w:ascii="Aptos" w:cs="Aptos" w:eastAsia="Aptos" w:hAnsi="Aptos"/>
+          <w:color w:val="14171D"/>
+          <w:sz w:val="18"/>
+          <w:szCs w:val="18"/>
+        </w:rPr>
+        <w:t xml:space="preserve">Market research</w:t>
+      </w:r>
+      <w:r>
+        <w:ptab w:alignment="right" w:relativeTo="margin" w:leader="dot"/>
+      </w:r>
+      <w:r>
+        <w:rPr>
+          <w:rFonts w:ascii="Aptos" w:cs="Aptos" w:eastAsia="Aptos" w:hAnsi="Aptos"/>
+          <w:b/>
+          <w:bCs/>
+          <w:color w:val="A4530A"/>
+          <w:sz w:val="18"/>
+          <w:szCs w:val="18"/>
+        </w:rPr>
+        <w:t xml:space="preserve">5</w:t>
+      </w:r>
+    </w:p>
+    <w:p>
+      <w:pPr>
+        <w:spacing w:after="20"/>
+        <w:ind w:left="316"/>
+      </w:pPr>
+      <w:r>
+        <w:rPr>
+          <w:rFonts w:ascii="Aptos" w:cs="Aptos" w:eastAsia="Aptos" w:hAnsi="Aptos"/>
+          <w:color w:val="14171D"/>
+          <w:sz w:val="18"/>
+          <w:szCs w:val="18"/>
+        </w:rPr>
+        <w:t xml:space="preserve">Establishing market objectives</w:t>
+      </w:r>
+      <w:r>
+        <w:ptab w:alignment="right" w:relativeTo="margin" w:leader="dot"/>
+      </w:r>
+      <w:r>
+        <w:rPr>
+          <w:rFonts w:ascii="Aptos" w:cs="Aptos" w:eastAsia="Aptos" w:hAnsi="Aptos"/>
+          <w:b/>
+          <w:bCs/>
+          <w:color w:val="A4530A"/>
+          <w:sz w:val="18"/>
+          <w:szCs w:val="18"/>
+        </w:rPr>
+        <w:t xml:space="preserve">1</w:t>
+      </w:r>
+    </w:p>
+    <w:p>
+      <w:pPr>
+        <w:spacing w:after="20"/>
+        <w:ind w:left="316"/>
+      </w:pPr>
+      <w:r>
+        <w:rPr>
+          <w:rFonts w:ascii="Aptos" w:cs="Aptos" w:eastAsia="Aptos" w:hAnsi="Aptos"/>
+          <w:color w:val="14171D"/>
+          <w:sz w:val="18"/>
+          <w:szCs w:val="18"/>
+        </w:rPr>
+        <w:t xml:space="preserve">Identifying target markets</w:t>
+      </w:r>
+      <w:r>
+        <w:ptab w:alignment="right" w:relativeTo="margin" w:leader="dot"/>
+      </w:r>
+      <w:r>
+        <w:rPr>
+          <w:rFonts w:ascii="Aptos" w:cs="Aptos" w:eastAsia="Aptos" w:hAnsi="Aptos"/>
+          <w:b/>
+          <w:bCs/>
+          <w:color w:val="A4530A"/>
+          <w:sz w:val="18"/>
+          <w:szCs w:val="18"/>
+        </w:rPr>
+        <w:t xml:space="preserve">4</w:t>
+      </w:r>
+    </w:p>
+    <w:p>
+      <w:pPr>
+        <w:spacing w:after="20"/>
+        <w:ind w:left="316"/>
+      </w:pPr>
+      <w:r>
+        <w:rPr>
+          <w:rFonts w:ascii="Aptos" w:cs="Aptos" w:eastAsia="Aptos" w:hAnsi="Aptos"/>
+          <w:color w:val="5D6673"/>
+          <w:sz w:val="18"/>
+          <w:szCs w:val="18"/>
+        </w:rPr>
+        <w:t xml:space="preserve">Developing marketing strategies</w:t>
+      </w:r>
+      <w:r>
+        <w:ptab w:alignment="right" w:relativeTo="margin" w:leader="dot"/>
+      </w:r>
+      <w:r>
+        <w:rPr>
+          <w:rFonts w:ascii="Aptos" w:cs="Aptos" w:eastAsia="Aptos" w:hAnsi="Aptos"/>
+          <w:b w:val="false"/>
+          <w:bCs w:val="false"/>
+          <w:color w:val="5D6673"/>
+          <w:sz w:val="16"/>
+          <w:szCs w:val="16"/>
+        </w:rPr>
+        <w:t xml:space="preserve">↗7</w:t>
+      </w:r>
+    </w:p>
+    <w:p>
+      <w:pPr>
+        <w:spacing w:after="20"/>
+        <w:ind w:left="316"/>
+      </w:pPr>
+      <w:r>
+        <w:rPr>
+          <w:rFonts w:ascii="Aptos" w:cs="Aptos" w:eastAsia="Aptos" w:hAnsi="Aptos"/>
+          <w:color w:val="5D6673"/>
+          <w:sz w:val="18"/>
+          <w:szCs w:val="18"/>
+        </w:rPr>
+        <w:t xml:space="preserve">Implementation, monitoring and controlling</w:t>
+      </w:r>
+      <w:r>
+        <w:ptab w:alignment="right" w:relativeTo="margin" w:leader="dot"/>
+      </w:r>
+      <w:r>
+        <w:rPr>
+          <w:rFonts w:ascii="Aptos" w:cs="Aptos" w:eastAsia="Aptos" w:hAnsi="Aptos"/>
+          <w:b w:val="false"/>
+          <w:bCs w:val="false"/>
+          <w:color w:val="5D6673"/>
+          <w:sz w:val="16"/>
+          <w:szCs w:val="16"/>
+        </w:rPr>
+        <w:t xml:space="preserve">↗3</w:t>
       </w:r>
     </w:p>
     <w:p>
@@ -535,7 +725,7 @@
           <w:sz w:val="20"/>
           <w:szCs w:val="20"/>
         </w:rPr>
-        <w:t xml:space="preserve">Marketing process</w:t>
+        <w:t xml:space="preserve">Marketing strategies</w:t>
       </w:r>
     </w:p>
     <w:p>
@@ -546,11 +736,11 @@
       <w:r>
         <w:rPr>
           <w:rFonts w:ascii="Aptos" w:cs="Aptos" w:eastAsia="Aptos" w:hAnsi="Aptos"/>
-          <w:color w:val="14171D"/>
+          <w:color w:val="5D6673"/>
           <w:sz w:val="18"/>
           <w:szCs w:val="18"/>
         </w:rPr>
-        <w:t xml:space="preserve">Situational analysis</w:t>
+        <w:t xml:space="preserve">Market segmentation, product/service differentiation and positioning</w:t>
       </w:r>
       <w:r>
         <w:ptab w:alignment="right" w:relativeTo="margin" w:leader="dot"/>
@@ -558,13 +748,42 @@
       <w:r>
         <w:rPr>
           <w:rFonts w:ascii="Aptos" w:cs="Aptos" w:eastAsia="Aptos" w:hAnsi="Aptos"/>
-          <w:b/>
-          <w:bCs/>
-          <w:color w:val="A4530A"/>
+          <w:b w:val="false"/>
+          <w:bCs w:val="false"/>
+          <w:color w:val="5D6673"/>
+          <w:sz w:val="16"/>
+          <w:szCs w:val="16"/>
+        </w:rPr>
+        <w:t xml:space="preserve">↗5</w:t>
+      </w:r>
+    </w:p>
+    <w:p>
+      <w:pPr>
+        <w:spacing w:after="20"/>
+        <w:ind w:left="316"/>
+      </w:pPr>
+      <w:r>
+        <w:rPr>
+          <w:rFonts w:ascii="Aptos" w:cs="Aptos" w:eastAsia="Aptos" w:hAnsi="Aptos"/>
+          <w:color w:val="5D6673"/>
           <w:sz w:val="18"/>
           <w:szCs w:val="18"/>
         </w:rPr>
-        <w:t xml:space="preserve">9</w:t>
+        <w:t xml:space="preserve">Products</w:t>
+      </w:r>
+      <w:r>
+        <w:ptab w:alignment="right" w:relativeTo="margin" w:leader="dot"/>
+      </w:r>
+      <w:r>
+        <w:rPr>
+          <w:rFonts w:ascii="Aptos" w:cs="Aptos" w:eastAsia="Aptos" w:hAnsi="Aptos"/>
+          <w:b w:val="false"/>
+          <w:bCs w:val="false"/>
+          <w:color w:val="5D6673"/>
+          <w:sz w:val="16"/>
+          <w:szCs w:val="16"/>
+        </w:rPr>
+        <w:t xml:space="preserve">↗7</w:t>
       </w:r>
     </w:p>
     <w:p>
@@ -579,7 +798,7 @@
           <w:sz w:val="18"/>
           <w:szCs w:val="18"/>
         </w:rPr>
-        <w:t xml:space="preserve">Market research</w:t>
+        <w:t xml:space="preserve">Price</w:t>
       </w:r>
       <w:r>
         <w:ptab w:alignment="right" w:relativeTo="margin" w:leader="dot"/>
@@ -593,7 +812,7 @@
           <w:sz w:val="18"/>
           <w:szCs w:val="18"/>
         </w:rPr>
-        <w:t xml:space="preserve">5</w:t>
+        <w:t xml:space="preserve">3</w:t>
       </w:r>
     </w:p>
     <w:p>
@@ -608,7 +827,7 @@
           <w:sz w:val="18"/>
           <w:szCs w:val="18"/>
         </w:rPr>
-        <w:t xml:space="preserve">Establishing market objectives</w:t>
+        <w:t xml:space="preserve">Promotion</w:t>
       </w:r>
       <w:r>
         <w:ptab w:alignment="right" w:relativeTo="margin" w:leader="dot"/>
@@ -622,7 +841,7 @@
           <w:sz w:val="18"/>
           <w:szCs w:val="18"/>
         </w:rPr>
-        <w:t xml:space="preserve">1</w:t>
+        <w:t xml:space="preserve">4</w:t>
       </w:r>
     </w:p>
     <w:p>
@@ -637,7 +856,7 @@
           <w:sz w:val="18"/>
           <w:szCs w:val="18"/>
         </w:rPr>
-        <w:t xml:space="preserve">Identifying target markets</w:t>
+        <w:t xml:space="preserve">Place/distribution</w:t>
       </w:r>
       <w:r>
         <w:ptab w:alignment="right" w:relativeTo="margin" w:leader="dot"/>
@@ -662,11 +881,40 @@
       <w:r>
         <w:rPr>
           <w:rFonts w:ascii="Aptos" w:cs="Aptos" w:eastAsia="Aptos" w:hAnsi="Aptos"/>
-          <w:color w:val="5D6673"/>
+          <w:color w:val="14171D"/>
           <w:sz w:val="18"/>
           <w:szCs w:val="18"/>
         </w:rPr>
-        <w:t xml:space="preserve">Developing marketing strategies</w:t>
+        <w:t xml:space="preserve">People, processes and physical evidence</w:t>
+      </w:r>
+      <w:r>
+        <w:ptab w:alignment="right" w:relativeTo="margin" w:leader="dot"/>
+      </w:r>
+      <w:r>
+        <w:rPr>
+          <w:rFonts w:ascii="Aptos" w:cs="Aptos" w:eastAsia="Aptos" w:hAnsi="Aptos"/>
+          <w:b/>
+          <w:bCs/>
+          <w:color w:val="A4530A"/>
+          <w:sz w:val="18"/>
+          <w:szCs w:val="18"/>
+        </w:rPr>
+        <w:t xml:space="preserve">1</w:t>
+      </w:r>
+    </w:p>
+    <w:p>
+      <w:pPr>
+        <w:spacing w:after="20"/>
+        <w:ind w:left="316"/>
+      </w:pPr>
+      <w:r>
+        <w:rPr>
+          <w:rFonts w:ascii="Aptos" w:cs="Aptos" w:eastAsia="Aptos" w:hAnsi="Aptos"/>
+          <w:color w:val="5D6673"/>
+          <w:sz w:val="18"/>
+          <w:szCs w:val="18"/>
+        </w:rPr>
+        <w:t xml:space="preserve">E-marketing</w:t>
       </w:r>
       <w:r>
         <w:ptab w:alignment="right" w:relativeTo="margin" w:leader="dot"/>
@@ -677,258 +925,10 @@
           <w:b w:val="false"/>
           <w:bCs w:val="false"/>
           <w:color w:val="5D6673"/>
-          <w:sz w:val="18"/>
-          <w:szCs w:val="18"/>
-        </w:rPr>
-        <w:t xml:space="preserve">—</w:t>
-      </w:r>
-    </w:p>
-    <w:p>
-      <w:pPr>
-        <w:spacing w:after="20"/>
-        <w:ind w:left="316"/>
-      </w:pPr>
-      <w:r>
-        <w:rPr>
-          <w:rFonts w:ascii="Aptos" w:cs="Aptos" w:eastAsia="Aptos" w:hAnsi="Aptos"/>
-          <w:color w:val="5D6673"/>
-          <w:sz w:val="18"/>
-          <w:szCs w:val="18"/>
-        </w:rPr>
-        <w:t xml:space="preserve">Implementation, monitoring and controlling</w:t>
-      </w:r>
-      <w:r>
-        <w:ptab w:alignment="right" w:relativeTo="margin" w:leader="dot"/>
-      </w:r>
-      <w:r>
-        <w:rPr>
-          <w:rFonts w:ascii="Aptos" w:cs="Aptos" w:eastAsia="Aptos" w:hAnsi="Aptos"/>
-          <w:b w:val="false"/>
-          <w:bCs w:val="false"/>
-          <w:color w:val="5D6673"/>
-          <w:sz w:val="18"/>
-          <w:szCs w:val="18"/>
-        </w:rPr>
-        <w:t xml:space="preserve">—</w:t>
-      </w:r>
-    </w:p>
-    <w:p>
-      <w:pPr>
-        <w:spacing w:after="40" w:before="200"/>
-      </w:pPr>
-      <w:r>
-        <w:rPr>
-          <w:rFonts w:ascii="Aptos" w:cs="Aptos" w:eastAsia="Aptos" w:hAnsi="Aptos"/>
-          <w:b/>
-          <w:bCs/>
-          <w:color w:val="14171D"/>
-          <w:sz w:val="20"/>
-          <w:szCs w:val="20"/>
-        </w:rPr>
-        <w:t xml:space="preserve">Marketing strategies</w:t>
-      </w:r>
-    </w:p>
-    <w:p>
-      <w:pPr>
-        <w:spacing w:after="20"/>
-        <w:ind w:left="316"/>
-      </w:pPr>
-      <w:r>
-        <w:rPr>
-          <w:rFonts w:ascii="Aptos" w:cs="Aptos" w:eastAsia="Aptos" w:hAnsi="Aptos"/>
-          <w:color w:val="5D6673"/>
-          <w:sz w:val="18"/>
-          <w:szCs w:val="18"/>
-        </w:rPr>
-        <w:t xml:space="preserve">Market segmentation, product/service differentiation and positioning</w:t>
-      </w:r>
-      <w:r>
-        <w:ptab w:alignment="right" w:relativeTo="margin" w:leader="dot"/>
-      </w:r>
-      <w:r>
-        <w:rPr>
-          <w:rFonts w:ascii="Aptos" w:cs="Aptos" w:eastAsia="Aptos" w:hAnsi="Aptos"/>
-          <w:b w:val="false"/>
-          <w:bCs w:val="false"/>
-          <w:color w:val="5D6673"/>
-          <w:sz w:val="18"/>
-          <w:szCs w:val="18"/>
-        </w:rPr>
-        <w:t xml:space="preserve">—</w:t>
-      </w:r>
-    </w:p>
-    <w:p>
-      <w:pPr>
-        <w:spacing w:after="20"/>
-        <w:ind w:left="316"/>
-      </w:pPr>
-      <w:r>
-        <w:rPr>
-          <w:rFonts w:ascii="Aptos" w:cs="Aptos" w:eastAsia="Aptos" w:hAnsi="Aptos"/>
-          <w:color w:val="5D6673"/>
-          <w:sz w:val="18"/>
-          <w:szCs w:val="18"/>
-        </w:rPr>
-        <w:t xml:space="preserve">Products</w:t>
-      </w:r>
-      <w:r>
-        <w:ptab w:alignment="right" w:relativeTo="margin" w:leader="dot"/>
-      </w:r>
-      <w:r>
-        <w:rPr>
-          <w:rFonts w:ascii="Aptos" w:cs="Aptos" w:eastAsia="Aptos" w:hAnsi="Aptos"/>
-          <w:b w:val="false"/>
-          <w:bCs w:val="false"/>
-          <w:color w:val="5D6673"/>
-          <w:sz w:val="18"/>
-          <w:szCs w:val="18"/>
-        </w:rPr>
-        <w:t xml:space="preserve">—</w:t>
-      </w:r>
-    </w:p>
-    <w:p>
-      <w:pPr>
-        <w:spacing w:after="20"/>
-        <w:ind w:left="316"/>
-      </w:pPr>
-      <w:r>
-        <w:rPr>
-          <w:rFonts w:ascii="Aptos" w:cs="Aptos" w:eastAsia="Aptos" w:hAnsi="Aptos"/>
-          <w:color w:val="14171D"/>
-          <w:sz w:val="18"/>
-          <w:szCs w:val="18"/>
-        </w:rPr>
-        <w:t xml:space="preserve">Price</w:t>
-      </w:r>
-      <w:r>
-        <w:ptab w:alignment="right" w:relativeTo="margin" w:leader="dot"/>
-      </w:r>
-      <w:r>
-        <w:rPr>
-          <w:rFonts w:ascii="Aptos" w:cs="Aptos" w:eastAsia="Aptos" w:hAnsi="Aptos"/>
-          <w:b/>
-          <w:bCs/>
-          <w:color w:val="A4530A"/>
-          <w:sz w:val="18"/>
-          <w:szCs w:val="18"/>
-        </w:rPr>
-        <w:t xml:space="preserve">3</w:t>
-      </w:r>
-    </w:p>
-    <w:p>
-      <w:pPr>
-        <w:spacing w:after="20"/>
-        <w:ind w:left="316"/>
-      </w:pPr>
-      <w:r>
-        <w:rPr>
-          <w:rFonts w:ascii="Aptos" w:cs="Aptos" w:eastAsia="Aptos" w:hAnsi="Aptos"/>
-          <w:color w:val="14171D"/>
-          <w:sz w:val="18"/>
-          <w:szCs w:val="18"/>
-        </w:rPr>
-        <w:t xml:space="preserve">Promotion</w:t>
-      </w:r>
-      <w:r>
-        <w:ptab w:alignment="right" w:relativeTo="margin" w:leader="dot"/>
-      </w:r>
-      <w:r>
-        <w:rPr>
-          <w:rFonts w:ascii="Aptos" w:cs="Aptos" w:eastAsia="Aptos" w:hAnsi="Aptos"/>
-          <w:b/>
-          <w:bCs/>
-          <w:color w:val="A4530A"/>
-          <w:sz w:val="18"/>
-          <w:szCs w:val="18"/>
-        </w:rPr>
-        <w:t xml:space="preserve">4</w:t>
-      </w:r>
-    </w:p>
-    <w:p>
-      <w:pPr>
-        <w:spacing w:after="20"/>
-        <w:ind w:left="316"/>
-      </w:pPr>
-      <w:r>
-        <w:rPr>
-          <w:rFonts w:ascii="Aptos" w:cs="Aptos" w:eastAsia="Aptos" w:hAnsi="Aptos"/>
-          <w:color w:val="14171D"/>
-          <w:sz w:val="18"/>
-          <w:szCs w:val="18"/>
-        </w:rPr>
-        <w:t xml:space="preserve">Place/distribution</w:t>
-      </w:r>
-      <w:r>
-        <w:ptab w:alignment="right" w:relativeTo="margin" w:leader="dot"/>
-      </w:r>
-      <w:r>
-        <w:rPr>
-          <w:rFonts w:ascii="Aptos" w:cs="Aptos" w:eastAsia="Aptos" w:hAnsi="Aptos"/>
-          <w:b/>
-          <w:bCs/>
-          <w:color w:val="A4530A"/>
-          <w:sz w:val="18"/>
-          <w:szCs w:val="18"/>
-        </w:rPr>
-        <w:t xml:space="preserve">4</w:t>
-      </w:r>
-    </w:p>
-    <w:p>
-      <w:pPr>
-        <w:spacing w:after="20"/>
-        <w:ind w:left="316"/>
-      </w:pPr>
-      <w:r>
-        <w:rPr>
-          <w:rFonts w:ascii="Aptos" w:cs="Aptos" w:eastAsia="Aptos" w:hAnsi="Aptos"/>
-          <w:color w:val="14171D"/>
-          <w:sz w:val="18"/>
-          <w:szCs w:val="18"/>
-        </w:rPr>
-        <w:t xml:space="preserve">People, processes and physical evidence</w:t>
-      </w:r>
-      <w:r>
-        <w:ptab w:alignment="right" w:relativeTo="margin" w:leader="dot"/>
-      </w:r>
-      <w:r>
-        <w:rPr>
-          <w:rFonts w:ascii="Aptos" w:cs="Aptos" w:eastAsia="Aptos" w:hAnsi="Aptos"/>
-          <w:b/>
-          <w:bCs/>
-          <w:color w:val="A4530A"/>
-          <w:sz w:val="18"/>
-          <w:szCs w:val="18"/>
-        </w:rPr>
-        <w:t xml:space="preserve">1</w:t>
-      </w:r>
-    </w:p>
-    <w:p>
-      <w:pPr>
-        <w:spacing w:after="20"/>
-        <w:ind w:left="316"/>
-      </w:pPr>
-      <w:r>
-        <w:rPr>
-          <w:rFonts w:ascii="Aptos" w:cs="Aptos" w:eastAsia="Aptos" w:hAnsi="Aptos"/>
-          <w:color w:val="5D6673"/>
-          <w:sz w:val="18"/>
-          <w:szCs w:val="18"/>
-        </w:rPr>
-        <w:t xml:space="preserve">E-marketing</w:t>
-      </w:r>
-      <w:r>
-        <w:ptab w:alignment="right" w:relativeTo="margin" w:leader="dot"/>
-      </w:r>
-      <w:r>
-        <w:rPr>
-          <w:rFonts w:ascii="Aptos" w:cs="Aptos" w:eastAsia="Aptos" w:hAnsi="Aptos"/>
-          <w:b w:val="false"/>
-          <w:bCs w:val="false"/>
-          <w:color w:val="5D6673"/>
-          <w:sz w:val="18"/>
-          <w:szCs w:val="18"/>
-        </w:rPr>
-        <w:t xml:space="preserve">—</w:t>
+          <w:sz w:val="16"/>
+          <w:szCs w:val="16"/>
+        </w:rPr>
+        <w:t xml:space="preserve">↗2</w:t>
       </w:r>
     </w:p>
     <w:p>
@@ -3048,7 +3048,7 @@
           <w:sz w:val="24"/>
           <w:szCs w:val="24"/>
         </w:rPr>
-        <w:t xml:space="preserve">Types of markets — resource, industrial, intermediate, consumer, mass, niche</w:t>
+        <w:t xml:space="preserve">Types of markets</w:t>
       </w:r>
     </w:p>
     <w:p>
@@ -4599,7 +4599,7 @@
           <w:sz w:val="24"/>
           <w:szCs w:val="24"/>
         </w:rPr>
-        <w:t xml:space="preserve">Consumer laws — deceptive/misleading advertising, price discrimination, implied conditions, warranties</w:t>
+        <w:t xml:space="preserve">Consumer laws</w:t>
       </w:r>
     </w:p>
     <w:p>
@@ -5606,7 +5606,7 @@
           <w:sz w:val="24"/>
           <w:szCs w:val="24"/>
         </w:rPr>
-        <w:t xml:space="preserve">Ethical — truth, accuracy and good taste in advertising; products that may damage health; fair competition; sugging</w:t>
+        <w:t xml:space="preserve">Ethical</w:t>
       </w:r>
     </w:p>
     <w:p>
@@ -6647,7 +6647,7 @@
           <w:sz w:val="24"/>
           <w:szCs w:val="24"/>
         </w:rPr>
-        <w:t xml:space="preserve">Situational analysis — SWOT, product life cycle</w:t>
+        <w:t xml:space="preserve">Situational analysis</w:t>
       </w:r>
     </w:p>
     <w:p>
@@ -9975,7 +9975,7 @@
           <w:sz w:val="24"/>
           <w:szCs w:val="24"/>
         </w:rPr>
-        <w:t xml:space="preserve">Implementation, monitoring and controlling — financial forecast, comparing actual and planned results, revising the marketing strategy</w:t>
+        <w:t xml:space="preserve">Implementation, monitoring and controlling</w:t>
       </w:r>
     </w:p>
     <w:p>
@@ -10733,7 +10733,7 @@
           <w:sz w:val="24"/>
           <w:szCs w:val="24"/>
         </w:rPr>
-        <w:t xml:space="preserve">Products — goods and/or services, branding, packaging</w:t>
+        <w:t xml:space="preserve">Products</w:t>
       </w:r>
     </w:p>
     <w:p>
@@ -10767,7 +10767,7 @@
           <w:sz w:val="24"/>
           <w:szCs w:val="24"/>
         </w:rPr>
-        <w:t xml:space="preserve">Price — pricing methods, pricing strategies, price and quality interaction</w:t>
+        <w:t xml:space="preserve">Price</w:t>
       </w:r>
     </w:p>
     <w:p>
@@ -11271,7 +11271,7 @@
           <w:sz w:val="24"/>
           <w:szCs w:val="24"/>
         </w:rPr>
-        <w:t xml:space="preserve">Promotion — promotion mix, communication process (opinion leaders, word of mouth)</w:t>
+        <w:t xml:space="preserve">Promotion</w:t>
       </w:r>
     </w:p>
     <w:p>
@@ -11922,7 +11922,7 @@
           <w:sz w:val="24"/>
           <w:szCs w:val="24"/>
         </w:rPr>
-        <w:t xml:space="preserve">Place/distribution — channels, channel choice, physical distribution issues</w:t>
+        <w:t xml:space="preserve">Place/distribution</w:t>
       </w:r>
     </w:p>
     <w:p>
@@ -12866,7 +12866,7 @@
           <w:sz w:val="24"/>
           <w:szCs w:val="24"/>
         </w:rPr>
-        <w:t xml:space="preserve">Global marketing — global branding, standardisation, customisation, global pricing, competitive positioning</w:t>
+        <w:t xml:space="preserve">Global marketing</w:t>
       </w:r>
     </w:p>
     <w:p>

--- a/study/booklets/HSC-Business-Studies-Marketing-SAQ-Booklet.docx
+++ b/study/booklets/HSC-Business-Studies-Marketing-SAQ-Booklet.docx
@@ -14465,7 +14465,7 @@
     <w:sectPr>
       <w:headerReference w:type="default" r:id="rId7"/>
       <w:footerReference w:type="default" r:id="rId8"/>
-      <w:pgSz w:w="12240" w:h="15840" w:orient="portrait"/>
+      <w:pgSz w:w="11906" w:h="16838" w:orient="portrait"/>
       <w:pgMar w:top="1224" w:right="1296" w:bottom="1008" w:left="1296" w:header="576" w:footer="504" w:gutter="0"/>
       <w:pgNumType/>
       <w:docGrid w:linePitch="360"/>
